--- a/docs/presentation_script.docx
+++ b/docs/presentation_script.docx
@@ -5,14 +5,14 @@
     <w:p>
       <w:pPr>
         <w:pStyle w:val="Heading1"/>
-        <w:spacing w:before="240" w:after="120"/>
+        <w:spacing w:before="280" w:after="120"/>
       </w:pPr>
       <w:r>
         <w:rPr>
-          <w:rFonts w:ascii="Arial" w:hAnsi="Arial"/>
+          <w:rFonts w:ascii="Times New Roman" w:hAnsi="Times New Roman"/>
           <w:b/>
-          <w:color w:val="1A365D"/>
-          <w:sz w:val="36"/>
+          <w:color w:val="0F172A"/>
+          <w:sz w:val="40"/>
         </w:rPr>
         <w:t>🎭 CRT LOCK — 2-Speaker Traffic Signal Presentation Script</w:t>
       </w:r>
@@ -23,11 +23,15 @@
       </w:pPr>
       <w:r>
         <w:rPr>
+          <w:rFonts w:ascii="Times New Roman" w:hAnsi="Times New Roman"/>
           <w:b/>
         </w:rPr>
         <w:t>Format:</w:t>
       </w:r>
       <w:r>
+        <w:rPr>
+          <w:rFonts w:ascii="Times New Roman" w:hAnsi="Times New Roman"/>
+        </w:rPr>
         <w:t xml:space="preserve"> 2-Speaker Dialogue / Conversation  </w:t>
       </w:r>
     </w:p>
@@ -37,11 +41,15 @@
       </w:pPr>
       <w:r>
         <w:rPr>
+          <w:rFonts w:ascii="Times New Roman" w:hAnsi="Times New Roman"/>
           <w:b/>
         </w:rPr>
         <w:t>Characters:</w:t>
       </w:r>
       <w:r>
+        <w:rPr>
+          <w:rFonts w:ascii="Times New Roman" w:hAnsi="Times New Roman"/>
+        </w:rPr>
         <w:t xml:space="preserve">  </w:t>
       </w:r>
     </w:p>
@@ -52,11 +60,15 @@
       </w:pPr>
       <w:r>
         <w:rPr>
+          <w:rFonts w:ascii="Times New Roman" w:hAnsi="Times New Roman"/>
           <w:b/>
         </w:rPr>
         <w:t>Alex (Speaker 1):</w:t>
       </w:r>
       <w:r>
+        <w:rPr>
+          <w:rFonts w:ascii="Times New Roman" w:hAnsi="Times New Roman"/>
+        </w:rPr>
         <w:t xml:space="preserve"> The Everyday Driver / Host (Curious, relatable, asks questions)</w:t>
       </w:r>
     </w:p>
@@ -67,11 +79,15 @@
       </w:pPr>
       <w:r>
         <w:rPr>
+          <w:rFonts w:ascii="Times New Roman" w:hAnsi="Times New Roman"/>
           <w:b/>
         </w:rPr>
         <w:t>Sam (Speaker 2):</w:t>
       </w:r>
       <w:r>
+        <w:rPr>
+          <w:rFonts w:ascii="Times New Roman" w:hAnsi="Times New Roman"/>
+        </w:rPr>
         <w:t xml:space="preserve"> The Traffic Tech Lead (Explains concepts simply, runs the live demo)</w:t>
       </w:r>
     </w:p>
@@ -81,11 +97,15 @@
       </w:pPr>
       <w:r>
         <w:rPr>
+          <w:rFonts w:ascii="Times New Roman" w:hAnsi="Times New Roman"/>
           <w:b/>
         </w:rPr>
         <w:t>Target Duration:</w:t>
       </w:r>
       <w:r>
+        <w:rPr>
+          <w:rFonts w:ascii="Times New Roman" w:hAnsi="Times New Roman"/>
+        </w:rPr>
         <w:t xml:space="preserve"> ~3–4 Minutes  </w:t>
       </w:r>
     </w:p>
@@ -93,20 +113,20 @@
       <w:pPr>
         <w:spacing w:after="120"/>
         <w:pBdr>
-          <w:bottom w:val="single" w:sz="6" w:space="1" w:color="CCCCCC"/>
+          <w:bottom w:val="single" w:sz="6" w:space="1" w:color="CBD5E1"/>
         </w:pBdr>
       </w:pPr>
     </w:p>
     <w:p>
       <w:pPr>
         <w:pStyle w:val="Heading2"/>
-        <w:spacing w:before="200" w:after="80"/>
+        <w:spacing w:before="240" w:after="80"/>
       </w:pPr>
       <w:r>
         <w:rPr>
-          <w:rFonts w:ascii="Arial" w:hAnsi="Arial"/>
+          <w:rFonts w:ascii="Times New Roman" w:hAnsi="Times New Roman"/>
           <w:b/>
-          <w:color w:val="2B6CB0"/>
+          <w:color w:val="1E3A8A"/>
           <w:sz w:val="28"/>
         </w:rPr>
         <w:t>🚦 Scene 1: The Problem (Stuck in Traffic)</w:t>
@@ -118,11 +138,15 @@
       </w:pPr>
       <w:r>
         <w:rPr>
+          <w:rFonts w:ascii="Times New Roman" w:hAnsi="Times New Roman"/>
           <w:b/>
         </w:rPr>
         <w:t>Alex:</w:t>
       </w:r>
       <w:r>
+        <w:rPr>
+          <w:rFonts w:ascii="Times New Roman" w:hAnsi="Times New Roman"/>
+        </w:rPr>
         <w:t xml:space="preserve">  </w:t>
       </w:r>
     </w:p>
@@ -131,10 +155,14 @@
         <w:spacing w:after="80" w:line="276" w:lineRule="auto"/>
       </w:pPr>
       <w:r>
+        <w:rPr>
+          <w:rFonts w:ascii="Times New Roman" w:hAnsi="Times New Roman"/>
+        </w:rPr>
         <w:t xml:space="preserve">&gt; </w:t>
       </w:r>
       <w:r>
         <w:rPr>
+          <w:rFonts w:ascii="Times New Roman" w:hAnsi="Times New Roman"/>
           <w:i/>
         </w:rPr>
         <w:t>"Sam, be honest with me... why does it feel like whenever I'm in a rush, every single traffic light turns red right in front of me?"</w:t>
@@ -146,11 +174,15 @@
       </w:pPr>
       <w:r>
         <w:rPr>
+          <w:rFonts w:ascii="Times New Roman" w:hAnsi="Times New Roman"/>
           <w:b/>
         </w:rPr>
         <w:t>Sam:</w:t>
       </w:r>
       <w:r>
+        <w:rPr>
+          <w:rFonts w:ascii="Times New Roman" w:hAnsi="Times New Roman"/>
+        </w:rPr>
         <w:t xml:space="preserve">  </w:t>
       </w:r>
     </w:p>
@@ -159,10 +191,14 @@
         <w:spacing w:after="80" w:line="276" w:lineRule="auto"/>
       </w:pPr>
       <w:r>
+        <w:rPr>
+          <w:rFonts w:ascii="Times New Roman" w:hAnsi="Times New Roman"/>
+        </w:rPr>
         <w:t xml:space="preserve">&gt; </w:t>
       </w:r>
       <w:r>
         <w:rPr>
+          <w:rFonts w:ascii="Times New Roman" w:hAnsi="Times New Roman"/>
           <w:i/>
         </w:rPr>
         <w:t>"Haha! It’s actually a classic math problem. Traffic signals along a busy street operate on different timer cycles — like 3 minutes, 5 minutes, or 7 minutes. If they aren't synchronized, you get stuck stopping at every block."</w:t>
@@ -174,11 +210,15 @@
       </w:pPr>
       <w:r>
         <w:rPr>
+          <w:rFonts w:ascii="Times New Roman" w:hAnsi="Times New Roman"/>
           <w:b/>
         </w:rPr>
         <w:t>Alex:</w:t>
       </w:r>
       <w:r>
+        <w:rPr>
+          <w:rFonts w:ascii="Times New Roman" w:hAnsi="Times New Roman"/>
+        </w:rPr>
         <w:t xml:space="preserve">  </w:t>
       </w:r>
     </w:p>
@@ -187,10 +227,14 @@
         <w:spacing w:after="80" w:line="276" w:lineRule="auto"/>
       </w:pPr>
       <w:r>
+        <w:rPr>
+          <w:rFonts w:ascii="Times New Roman" w:hAnsi="Times New Roman"/>
+        </w:rPr>
         <w:t xml:space="preserve">&gt; </w:t>
       </w:r>
       <w:r>
         <w:rPr>
+          <w:rFonts w:ascii="Times New Roman" w:hAnsi="Times New Roman"/>
           <w:i/>
         </w:rPr>
         <w:t>"So how do city planners fix that? How do you get a 'Green Wave' where a car can drive straight through all green lights?"</w:t>
@@ -202,11 +246,15 @@
       </w:pPr>
       <w:r>
         <w:rPr>
+          <w:rFonts w:ascii="Times New Roman" w:hAnsi="Times New Roman"/>
           <w:b/>
         </w:rPr>
         <w:t>Sam:</w:t>
       </w:r>
       <w:r>
+        <w:rPr>
+          <w:rFonts w:ascii="Times New Roman" w:hAnsi="Times New Roman"/>
+        </w:rPr>
         <w:t xml:space="preserve">  </w:t>
       </w:r>
     </w:p>
@@ -215,34 +263,42 @@
         <w:spacing w:after="80" w:line="276" w:lineRule="auto"/>
       </w:pPr>
       <w:r>
+        <w:rPr>
+          <w:rFonts w:ascii="Times New Roman" w:hAnsi="Times New Roman"/>
+        </w:rPr>
         <w:t xml:space="preserve">&gt; </w:t>
       </w:r>
       <w:r>
         <w:rPr>
+          <w:rFonts w:ascii="Times New Roman" w:hAnsi="Times New Roman"/>
           <w:i/>
         </w:rPr>
         <w:t xml:space="preserve">"That’s where a 2,000-year-old math theorem called the </w:t>
       </w:r>
       <w:r>
         <w:rPr>
+          <w:rFonts w:ascii="Times New Roman" w:hAnsi="Times New Roman"/>
           <w:i/>
         </w:rPr>
         <w:t>Chinese Remainder Theorem</w:t>
       </w:r>
       <w:r>
         <w:rPr>
+          <w:rFonts w:ascii="Times New Roman" w:hAnsi="Times New Roman"/>
           <w:i/>
         </w:rPr>
         <w:t xml:space="preserve"> comes in. And to prove it, we built this interactive visual app called </w:t>
       </w:r>
       <w:r>
         <w:rPr>
+          <w:rFonts w:ascii="Times New Roman" w:hAnsi="Times New Roman"/>
           <w:i/>
         </w:rPr>
         <w:t>CRT Lock</w:t>
       </w:r>
       <w:r>
         <w:rPr>
+          <w:rFonts w:ascii="Times New Roman" w:hAnsi="Times New Roman"/>
           <w:i/>
         </w:rPr>
         <w:t>!"</w:t>
@@ -252,20 +308,20 @@
       <w:pPr>
         <w:spacing w:after="120"/>
         <w:pBdr>
-          <w:bottom w:val="single" w:sz="6" w:space="1" w:color="CCCCCC"/>
+          <w:bottom w:val="single" w:sz="6" w:space="1" w:color="CBD5E1"/>
         </w:pBdr>
       </w:pPr>
     </w:p>
     <w:p>
       <w:pPr>
         <w:pStyle w:val="Heading2"/>
-        <w:spacing w:before="200" w:after="80"/>
+        <w:spacing w:before="240" w:after="80"/>
       </w:pPr>
       <w:r>
         <w:rPr>
-          <w:rFonts w:ascii="Arial" w:hAnsi="Arial"/>
+          <w:rFonts w:ascii="Times New Roman" w:hAnsi="Times New Roman"/>
           <w:b/>
-          <w:color w:val="2B6CB0"/>
+          <w:color w:val="1E3A8A"/>
           <w:sz w:val="28"/>
         </w:rPr>
         <w:t>⚙️ Scene 2: The Traffic Signal Analogy</w:t>
@@ -277,20 +333,28 @@
       </w:pPr>
       <w:r>
         <w:rPr>
+          <w:rFonts w:ascii="Times New Roman" w:hAnsi="Times New Roman"/>
           <w:b/>
         </w:rPr>
         <w:t>Sam:</w:t>
       </w:r>
       <w:r>
+        <w:rPr>
+          <w:rFonts w:ascii="Times New Roman" w:hAnsi="Times New Roman"/>
+        </w:rPr>
         <w:t xml:space="preserve"> </w:t>
       </w:r>
       <w:r>
         <w:rPr>
+          <w:rFonts w:ascii="Times New Roman" w:hAnsi="Times New Roman"/>
           <w:i/>
         </w:rPr>
         <w:t>(Pointing to the app screen at `http://localhost:5173/`)</w:t>
       </w:r>
       <w:r>
+        <w:rPr>
+          <w:rFonts w:ascii="Times New Roman" w:hAnsi="Times New Roman"/>
+        </w:rPr>
         <w:t xml:space="preserve">  </w:t>
       </w:r>
     </w:p>
@@ -299,15 +363,22 @@
         <w:spacing w:after="80" w:line="276" w:lineRule="auto"/>
       </w:pPr>
       <w:r>
+        <w:rPr>
+          <w:rFonts w:ascii="Times New Roman" w:hAnsi="Times New Roman"/>
+        </w:rPr>
         <w:t xml:space="preserve">&gt; </w:t>
       </w:r>
       <w:r>
         <w:rPr>
+          <w:rFonts w:ascii="Times New Roman" w:hAnsi="Times New Roman"/>
           <w:i/>
         </w:rPr>
         <w:t>"Imagine our street has 3 traffic signals:</w:t>
       </w:r>
       <w:r>
+        <w:rPr>
+          <w:rFonts w:ascii="Times New Roman" w:hAnsi="Times New Roman"/>
+        </w:rPr>
         <w:t xml:space="preserve">  </w:t>
       </w:r>
     </w:p>
@@ -316,27 +387,36 @@
         <w:spacing w:after="80" w:line="276" w:lineRule="auto"/>
       </w:pPr>
       <w:r>
+        <w:rPr>
+          <w:rFonts w:ascii="Times New Roman" w:hAnsi="Times New Roman"/>
+        </w:rPr>
         <w:t xml:space="preserve">&gt; - </w:t>
       </w:r>
       <w:r>
         <w:rPr>
+          <w:rFonts w:ascii="Times New Roman" w:hAnsi="Times New Roman"/>
           <w:i/>
         </w:rPr>
         <w:t xml:space="preserve">Signal 1 changes every </w:t>
       </w:r>
       <w:r>
         <w:rPr>
+          <w:rFonts w:ascii="Times New Roman" w:hAnsi="Times New Roman"/>
           <w:i/>
         </w:rPr>
         <w:t>3 minutes</w:t>
       </w:r>
       <w:r>
         <w:rPr>
+          <w:rFonts w:ascii="Times New Roman" w:hAnsi="Times New Roman"/>
           <w:i/>
         </w:rPr>
         <w:t>.</w:t>
       </w:r>
       <w:r>
+        <w:rPr>
+          <w:rFonts w:ascii="Times New Roman" w:hAnsi="Times New Roman"/>
+        </w:rPr>
         <w:t xml:space="preserve">  </w:t>
       </w:r>
     </w:p>
@@ -345,27 +425,36 @@
         <w:spacing w:after="80" w:line="276" w:lineRule="auto"/>
       </w:pPr>
       <w:r>
+        <w:rPr>
+          <w:rFonts w:ascii="Times New Roman" w:hAnsi="Times New Roman"/>
+        </w:rPr>
         <w:t xml:space="preserve">&gt; - </w:t>
       </w:r>
       <w:r>
         <w:rPr>
+          <w:rFonts w:ascii="Times New Roman" w:hAnsi="Times New Roman"/>
           <w:i/>
         </w:rPr>
         <w:t xml:space="preserve">Signal 2 changes every </w:t>
       </w:r>
       <w:r>
         <w:rPr>
+          <w:rFonts w:ascii="Times New Roman" w:hAnsi="Times New Roman"/>
           <w:i/>
         </w:rPr>
         <w:t>5 minutes</w:t>
       </w:r>
       <w:r>
         <w:rPr>
+          <w:rFonts w:ascii="Times New Roman" w:hAnsi="Times New Roman"/>
           <w:i/>
         </w:rPr>
         <w:t>.</w:t>
       </w:r>
       <w:r>
+        <w:rPr>
+          <w:rFonts w:ascii="Times New Roman" w:hAnsi="Times New Roman"/>
+        </w:rPr>
         <w:t xml:space="preserve">  </w:t>
       </w:r>
     </w:p>
@@ -374,27 +463,36 @@
         <w:spacing w:after="80" w:line="276" w:lineRule="auto"/>
       </w:pPr>
       <w:r>
+        <w:rPr>
+          <w:rFonts w:ascii="Times New Roman" w:hAnsi="Times New Roman"/>
+        </w:rPr>
         <w:t xml:space="preserve">&gt; - </w:t>
       </w:r>
       <w:r>
         <w:rPr>
+          <w:rFonts w:ascii="Times New Roman" w:hAnsi="Times New Roman"/>
           <w:i/>
         </w:rPr>
         <w:t xml:space="preserve">Signal 3 changes every </w:t>
       </w:r>
       <w:r>
         <w:rPr>
+          <w:rFonts w:ascii="Times New Roman" w:hAnsi="Times New Roman"/>
           <w:i/>
         </w:rPr>
         <w:t>7 minutes</w:t>
       </w:r>
       <w:r>
         <w:rPr>
+          <w:rFonts w:ascii="Times New Roman" w:hAnsi="Times New Roman"/>
           <w:i/>
         </w:rPr>
         <w:t>.</w:t>
       </w:r>
       <w:r>
+        <w:rPr>
+          <w:rFonts w:ascii="Times New Roman" w:hAnsi="Times New Roman"/>
+        </w:rPr>
         <w:t xml:space="preserve">  </w:t>
       </w:r>
     </w:p>
@@ -403,6 +501,9 @@
         <w:spacing w:after="80" w:line="276" w:lineRule="auto"/>
       </w:pPr>
       <w:r>
+        <w:rPr>
+          <w:rFonts w:ascii="Times New Roman" w:hAnsi="Times New Roman"/>
+        </w:rPr>
         <w:t xml:space="preserve">&gt; </w:t>
       </w:r>
     </w:p>
@@ -411,22 +512,28 @@
         <w:spacing w:after="80" w:line="276" w:lineRule="auto"/>
       </w:pPr>
       <w:r>
+        <w:rPr>
+          <w:rFonts w:ascii="Times New Roman" w:hAnsi="Times New Roman"/>
+        </w:rPr>
         <w:t xml:space="preserve">&gt; </w:t>
       </w:r>
       <w:r>
         <w:rPr>
+          <w:rFonts w:ascii="Times New Roman" w:hAnsi="Times New Roman"/>
           <w:i/>
         </w:rPr>
         <w:t xml:space="preserve">In our app, each rotating gear is a traffic signal. The slot in the gear represents a </w:t>
       </w:r>
       <w:r>
         <w:rPr>
+          <w:rFonts w:ascii="Times New Roman" w:hAnsi="Times New Roman"/>
           <w:i/>
         </w:rPr>
         <w:t>GREEN LIGHT</w:t>
       </w:r>
       <w:r>
         <w:rPr>
+          <w:rFonts w:ascii="Times New Roman" w:hAnsi="Times New Roman"/>
           <w:i/>
         </w:rPr>
         <w:t>, and this sliding key rod is your car trying to drive through."</w:t>
@@ -438,11 +545,15 @@
       </w:pPr>
       <w:r>
         <w:rPr>
+          <w:rFonts w:ascii="Times New Roman" w:hAnsi="Times New Roman"/>
           <w:b/>
         </w:rPr>
         <w:t>Alex:</w:t>
       </w:r>
       <w:r>
+        <w:rPr>
+          <w:rFonts w:ascii="Times New Roman" w:hAnsi="Times New Roman"/>
+        </w:rPr>
         <w:t xml:space="preserve">  </w:t>
       </w:r>
     </w:p>
@@ -451,10 +562,14 @@
         <w:spacing w:after="80" w:line="276" w:lineRule="auto"/>
       </w:pPr>
       <w:r>
+        <w:rPr>
+          <w:rFonts w:ascii="Times New Roman" w:hAnsi="Times New Roman"/>
+        </w:rPr>
         <w:t xml:space="preserve">&gt; </w:t>
       </w:r>
       <w:r>
         <w:rPr>
+          <w:rFonts w:ascii="Times New Roman" w:hAnsi="Times New Roman"/>
           <w:i/>
         </w:rPr>
         <w:t>"Got it! So if all three gear slots line up, the rod slides through — meaning my car hits green lights across the whole street?"</w:t>
@@ -466,11 +581,15 @@
       </w:pPr>
       <w:r>
         <w:rPr>
+          <w:rFonts w:ascii="Times New Roman" w:hAnsi="Times New Roman"/>
           <w:b/>
         </w:rPr>
         <w:t>Sam:</w:t>
       </w:r>
       <w:r>
+        <w:rPr>
+          <w:rFonts w:ascii="Times New Roman" w:hAnsi="Times New Roman"/>
+        </w:rPr>
         <w:t xml:space="preserve">  </w:t>
       </w:r>
     </w:p>
@@ -479,22 +598,28 @@
         <w:spacing w:after="80" w:line="276" w:lineRule="auto"/>
       </w:pPr>
       <w:r>
+        <w:rPr>
+          <w:rFonts w:ascii="Times New Roman" w:hAnsi="Times New Roman"/>
+        </w:rPr>
         <w:t xml:space="preserve">&gt; </w:t>
       </w:r>
       <w:r>
         <w:rPr>
+          <w:rFonts w:ascii="Times New Roman" w:hAnsi="Times New Roman"/>
           <w:i/>
         </w:rPr>
         <w:t xml:space="preserve">"Spot on! But if even ONE signal is red, the gear blocks the rod — </w:t>
       </w:r>
       <w:r>
         <w:rPr>
+          <w:rFonts w:ascii="Times New Roman" w:hAnsi="Times New Roman"/>
           <w:i/>
         </w:rPr>
         <w:t>CLACK!</w:t>
       </w:r>
       <w:r>
         <w:rPr>
+          <w:rFonts w:ascii="Times New Roman" w:hAnsi="Times New Roman"/>
           <w:i/>
         </w:rPr>
         <w:t xml:space="preserve"> — and your car is forced to stop."</w:t>
@@ -504,20 +629,20 @@
       <w:pPr>
         <w:spacing w:after="120"/>
         <w:pBdr>
-          <w:bottom w:val="single" w:sz="6" w:space="1" w:color="CCCCCC"/>
+          <w:bottom w:val="single" w:sz="6" w:space="1" w:color="CBD5E1"/>
         </w:pBdr>
       </w:pPr>
     </w:p>
     <w:p>
       <w:pPr>
         <w:pStyle w:val="Heading2"/>
-        <w:spacing w:before="200" w:after="80"/>
+        <w:spacing w:before="240" w:after="80"/>
       </w:pPr>
       <w:r>
         <w:rPr>
-          <w:rFonts w:ascii="Arial" w:hAnsi="Arial"/>
+          <w:rFonts w:ascii="Times New Roman" w:hAnsi="Times New Roman"/>
           <w:b/>
-          <w:color w:val="2B6CB0"/>
+          <w:color w:val="1E3A8A"/>
           <w:sz w:val="28"/>
         </w:rPr>
         <w:t>🎬 Scene 3: Live Interactive Demo</w:t>
@@ -529,11 +654,15 @@
       </w:pPr>
       <w:r>
         <w:rPr>
+          <w:rFonts w:ascii="Times New Roman" w:hAnsi="Times New Roman"/>
           <w:b/>
         </w:rPr>
         <w:t>Alex:</w:t>
       </w:r>
       <w:r>
+        <w:rPr>
+          <w:rFonts w:ascii="Times New Roman" w:hAnsi="Times New Roman"/>
+        </w:rPr>
         <w:t xml:space="preserve">  </w:t>
       </w:r>
     </w:p>
@@ -542,10 +671,14 @@
         <w:spacing w:after="80" w:line="276" w:lineRule="auto"/>
       </w:pPr>
       <w:r>
+        <w:rPr>
+          <w:rFonts w:ascii="Times New Roman" w:hAnsi="Times New Roman"/>
+        </w:rPr>
         <w:t xml:space="preserve">&gt; </w:t>
       </w:r>
       <w:r>
         <w:rPr>
+          <w:rFonts w:ascii="Times New Roman" w:hAnsi="Times New Roman"/>
           <w:i/>
         </w:rPr>
         <w:t>"Alright, let's test it! Suppose Signal A turned green 2 minutes ago, Signal B turned green 3 minutes ago, and Signal C turned green 2 minutes ago. What minute should I dial?"</w:t>
@@ -557,11 +690,15 @@
       </w:pPr>
       <w:r>
         <w:rPr>
+          <w:rFonts w:ascii="Times New Roman" w:hAnsi="Times New Roman"/>
           <w:b/>
         </w:rPr>
         <w:t>Sam:</w:t>
       </w:r>
       <w:r>
+        <w:rPr>
+          <w:rFonts w:ascii="Times New Roman" w:hAnsi="Times New Roman"/>
+        </w:rPr>
         <w:t xml:space="preserve">  </w:t>
       </w:r>
     </w:p>
@@ -570,10 +707,14 @@
         <w:spacing w:after="80" w:line="276" w:lineRule="auto"/>
       </w:pPr>
       <w:r>
+        <w:rPr>
+          <w:rFonts w:ascii="Times New Roman" w:hAnsi="Times New Roman"/>
+        </w:rPr>
         <w:t xml:space="preserve">&gt; </w:t>
       </w:r>
       <w:r>
         <w:rPr>
+          <w:rFonts w:ascii="Times New Roman" w:hAnsi="Times New Roman"/>
           <w:i/>
         </w:rPr>
         <w:t>"Let's try a random guess first. Give me a number on the dial."</w:t>
@@ -585,11 +726,15 @@
       </w:pPr>
       <w:r>
         <w:rPr>
+          <w:rFonts w:ascii="Times New Roman" w:hAnsi="Times New Roman"/>
           <w:b/>
         </w:rPr>
         <w:t>Alex:</w:t>
       </w:r>
       <w:r>
+        <w:rPr>
+          <w:rFonts w:ascii="Times New Roman" w:hAnsi="Times New Roman"/>
+        </w:rPr>
         <w:t xml:space="preserve">  </w:t>
       </w:r>
     </w:p>
@@ -598,22 +743,28 @@
         <w:spacing w:after="80" w:line="276" w:lineRule="auto"/>
       </w:pPr>
       <w:r>
+        <w:rPr>
+          <w:rFonts w:ascii="Times New Roman" w:hAnsi="Times New Roman"/>
+        </w:rPr>
         <w:t xml:space="preserve">&gt; </w:t>
       </w:r>
       <w:r>
         <w:rPr>
+          <w:rFonts w:ascii="Times New Roman" w:hAnsi="Times New Roman"/>
           <w:i/>
         </w:rPr>
         <w:t xml:space="preserve">"Let's try Minute </w:t>
       </w:r>
       <w:r>
         <w:rPr>
+          <w:rFonts w:ascii="Times New Roman" w:hAnsi="Times New Roman"/>
           <w:i/>
         </w:rPr>
         <w:t>20</w:t>
       </w:r>
       <w:r>
         <w:rPr>
+          <w:rFonts w:ascii="Times New Roman" w:hAnsi="Times New Roman"/>
           <w:i/>
         </w:rPr>
         <w:t>!"</w:t>
@@ -625,20 +776,28 @@
       </w:pPr>
       <w:r>
         <w:rPr>
+          <w:rFonts w:ascii="Times New Roman" w:hAnsi="Times New Roman"/>
           <w:b/>
         </w:rPr>
         <w:t>Sam:</w:t>
       </w:r>
       <w:r>
+        <w:rPr>
+          <w:rFonts w:ascii="Times New Roman" w:hAnsi="Times New Roman"/>
+        </w:rPr>
         <w:t xml:space="preserve"> </w:t>
       </w:r>
       <w:r>
         <w:rPr>
+          <w:rFonts w:ascii="Times New Roman" w:hAnsi="Times New Roman"/>
           <w:i/>
         </w:rPr>
         <w:t>(Sets main dial to 20)</w:t>
       </w:r>
       <w:r>
+        <w:rPr>
+          <w:rFonts w:ascii="Times New Roman" w:hAnsi="Times New Roman"/>
+        </w:rPr>
         <w:t xml:space="preserve">  </w:t>
       </w:r>
     </w:p>
@@ -647,15 +806,22 @@
         <w:spacing w:after="80" w:line="276" w:lineRule="auto"/>
       </w:pPr>
       <w:r>
+        <w:rPr>
+          <w:rFonts w:ascii="Times New Roman" w:hAnsi="Times New Roman"/>
+        </w:rPr>
         <w:t xml:space="preserve">&gt; </w:t>
       </w:r>
       <w:r>
         <w:rPr>
+          <w:rFonts w:ascii="Times New Roman" w:hAnsi="Times New Roman"/>
           <w:i/>
         </w:rPr>
         <w:t>"Okay! At Minute 20:</w:t>
       </w:r>
       <w:r>
+        <w:rPr>
+          <w:rFonts w:ascii="Times New Roman" w:hAnsi="Times New Roman"/>
+        </w:rPr>
         <w:t xml:space="preserve">  </w:t>
       </w:r>
     </w:p>
@@ -664,15 +830,22 @@
         <w:spacing w:after="80" w:line="276" w:lineRule="auto"/>
       </w:pPr>
       <w:r>
+        <w:rPr>
+          <w:rFonts w:ascii="Times New Roman" w:hAnsi="Times New Roman"/>
+        </w:rPr>
         <w:t xml:space="preserve">&gt; - </w:t>
       </w:r>
       <w:r>
         <w:rPr>
+          <w:rFonts w:ascii="Times New Roman" w:hAnsi="Times New Roman"/>
           <w:i/>
         </w:rPr>
         <w:t>Signal 1 (3-min timer): GREEN light!</w:t>
       </w:r>
       <w:r>
+        <w:rPr>
+          <w:rFonts w:ascii="Times New Roman" w:hAnsi="Times New Roman"/>
+        </w:rPr>
         <w:t xml:space="preserve">  </w:t>
       </w:r>
     </w:p>
@@ -681,15 +854,22 @@
         <w:spacing w:after="80" w:line="276" w:lineRule="auto"/>
       </w:pPr>
       <w:r>
+        <w:rPr>
+          <w:rFonts w:ascii="Times New Roman" w:hAnsi="Times New Roman"/>
+        </w:rPr>
         <w:t xml:space="preserve">&gt; - </w:t>
       </w:r>
       <w:r>
         <w:rPr>
+          <w:rFonts w:ascii="Times New Roman" w:hAnsi="Times New Roman"/>
           <w:i/>
         </w:rPr>
         <w:t>Signal 2 (5-min timer): RED light!</w:t>
       </w:r>
       <w:r>
+        <w:rPr>
+          <w:rFonts w:ascii="Times New Roman" w:hAnsi="Times New Roman"/>
+        </w:rPr>
         <w:t xml:space="preserve">  </w:t>
       </w:r>
     </w:p>
@@ -698,15 +878,22 @@
         <w:spacing w:after="80" w:line="276" w:lineRule="auto"/>
       </w:pPr>
       <w:r>
+        <w:rPr>
+          <w:rFonts w:ascii="Times New Roman" w:hAnsi="Times New Roman"/>
+        </w:rPr>
         <w:t xml:space="preserve">&gt; - </w:t>
       </w:r>
       <w:r>
         <w:rPr>
+          <w:rFonts w:ascii="Times New Roman" w:hAnsi="Times New Roman"/>
           <w:i/>
         </w:rPr>
         <w:t>Signal 3 (7-min timer): RED light!</w:t>
       </w:r>
       <w:r>
+        <w:rPr>
+          <w:rFonts w:ascii="Times New Roman" w:hAnsi="Times New Roman"/>
+        </w:rPr>
         <w:t xml:space="preserve">  </w:t>
       </w:r>
     </w:p>
@@ -715,6 +902,9 @@
         <w:spacing w:after="80" w:line="276" w:lineRule="auto"/>
       </w:pPr>
       <w:r>
+        <w:rPr>
+          <w:rFonts w:ascii="Times New Roman" w:hAnsi="Times New Roman"/>
+        </w:rPr>
         <w:t xml:space="preserve">&gt; </w:t>
       </w:r>
     </w:p>
@@ -723,27 +913,36 @@
         <w:spacing w:after="80" w:line="276" w:lineRule="auto"/>
       </w:pPr>
       <w:r>
+        <w:rPr>
+          <w:rFonts w:ascii="Times New Roman" w:hAnsi="Times New Roman"/>
+        </w:rPr>
         <w:t xml:space="preserve">&gt; </w:t>
       </w:r>
       <w:r>
         <w:rPr>
+          <w:rFonts w:ascii="Times New Roman" w:hAnsi="Times New Roman"/>
           <w:i/>
         </w:rPr>
         <w:t xml:space="preserve">Let's hit </w:t>
       </w:r>
       <w:r>
         <w:rPr>
+          <w:rFonts w:ascii="Times New Roman" w:hAnsi="Times New Roman"/>
           <w:i/>
         </w:rPr>
         <w:t>Check Lock</w:t>
       </w:r>
       <w:r>
         <w:rPr>
+          <w:rFonts w:ascii="Times New Roman" w:hAnsi="Times New Roman"/>
           <w:i/>
         </w:rPr>
         <w:t xml:space="preserve"> to try driving through..."</w:t>
       </w:r>
       <w:r>
+        <w:rPr>
+          <w:rFonts w:ascii="Times New Roman" w:hAnsi="Times New Roman"/>
+        </w:rPr>
         <w:t xml:space="preserve">  </w:t>
       </w:r>
     </w:p>
@@ -752,15 +951,22 @@
         <w:spacing w:after="80" w:line="276" w:lineRule="auto"/>
       </w:pPr>
       <w:r>
+        <w:rPr>
+          <w:rFonts w:ascii="Times New Roman" w:hAnsi="Times New Roman"/>
+        </w:rPr>
         <w:t xml:space="preserve">&gt; </w:t>
       </w:r>
       <w:r>
         <w:rPr>
+          <w:rFonts w:ascii="Times New Roman" w:hAnsi="Times New Roman"/>
           <w:i/>
         </w:rPr>
         <w:t>(Clicks 'Check Lock' — Loud THUD sound as rod hits a dead stop)</w:t>
       </w:r>
       <w:r>
+        <w:rPr>
+          <w:rFonts w:ascii="Times New Roman" w:hAnsi="Times New Roman"/>
+        </w:rPr>
         <w:t xml:space="preserve">  </w:t>
       </w:r>
     </w:p>
@@ -769,6 +975,9 @@
         <w:spacing w:after="80" w:line="276" w:lineRule="auto"/>
       </w:pPr>
       <w:r>
+        <w:rPr>
+          <w:rFonts w:ascii="Times New Roman" w:hAnsi="Times New Roman"/>
+        </w:rPr>
         <w:t xml:space="preserve">&gt; </w:t>
       </w:r>
     </w:p>
@@ -777,10 +986,14 @@
         <w:spacing w:after="80" w:line="276" w:lineRule="auto"/>
       </w:pPr>
       <w:r>
+        <w:rPr>
+          <w:rFonts w:ascii="Times New Roman" w:hAnsi="Times New Roman"/>
+        </w:rPr>
         <w:t xml:space="preserve">&gt; </w:t>
       </w:r>
       <w:r>
         <w:rPr>
+          <w:rFonts w:ascii="Times New Roman" w:hAnsi="Times New Roman"/>
           <w:i/>
         </w:rPr>
         <w:t>"BAM! Red light at Intersection #2! Your car is stuck."</w:t>
@@ -792,11 +1005,15 @@
       </w:pPr>
       <w:r>
         <w:rPr>
+          <w:rFonts w:ascii="Times New Roman" w:hAnsi="Times New Roman"/>
           <w:b/>
         </w:rPr>
         <w:t>Alex:</w:t>
       </w:r>
       <w:r>
+        <w:rPr>
+          <w:rFonts w:ascii="Times New Roman" w:hAnsi="Times New Roman"/>
+        </w:rPr>
         <w:t xml:space="preserve">  </w:t>
       </w:r>
     </w:p>
@@ -805,10 +1022,14 @@
         <w:spacing w:after="80" w:line="276" w:lineRule="auto"/>
       </w:pPr>
       <w:r>
+        <w:rPr>
+          <w:rFonts w:ascii="Times New Roman" w:hAnsi="Times New Roman"/>
+        </w:rPr>
         <w:t xml:space="preserve">&gt; </w:t>
       </w:r>
       <w:r>
         <w:rPr>
+          <w:rFonts w:ascii="Times New Roman" w:hAnsi="Times New Roman"/>
           <w:i/>
         </w:rPr>
         <w:t>"Ouch! Okay, so Minute 20 doesn't work. How do we find the exact minute when ALL THREE turn green?"</w:t>
@@ -820,11 +1041,15 @@
       </w:pPr>
       <w:r>
         <w:rPr>
+          <w:rFonts w:ascii="Times New Roman" w:hAnsi="Times New Roman"/>
           <w:b/>
         </w:rPr>
         <w:t>Sam:</w:t>
       </w:r>
       <w:r>
+        <w:rPr>
+          <w:rFonts w:ascii="Times New Roman" w:hAnsi="Times New Roman"/>
+        </w:rPr>
         <w:t xml:space="preserve">  </w:t>
       </w:r>
     </w:p>
@@ -833,22 +1058,28 @@
         <w:spacing w:after="80" w:line="276" w:lineRule="auto"/>
       </w:pPr>
       <w:r>
+        <w:rPr>
+          <w:rFonts w:ascii="Times New Roman" w:hAnsi="Times New Roman"/>
+        </w:rPr>
         <w:t xml:space="preserve">&gt; </w:t>
       </w:r>
       <w:r>
         <w:rPr>
+          <w:rFonts w:ascii="Times New Roman" w:hAnsi="Times New Roman"/>
           <w:i/>
         </w:rPr>
         <w:t xml:space="preserve">"That's what the Chinese Remainder Theorem calculates for us. For our 3, 5, and 7 minute timers, the exact magic moment is </w:t>
       </w:r>
       <w:r>
         <w:rPr>
+          <w:rFonts w:ascii="Times New Roman" w:hAnsi="Times New Roman"/>
           <w:i/>
         </w:rPr>
         <w:t>Minute 23</w:t>
       </w:r>
       <w:r>
         <w:rPr>
+          <w:rFonts w:ascii="Times New Roman" w:hAnsi="Times New Roman"/>
           <w:i/>
         </w:rPr>
         <w:t>! Dial it to 23."</w:t>
@@ -860,20 +1091,28 @@
       </w:pPr>
       <w:r>
         <w:rPr>
+          <w:rFonts w:ascii="Times New Roman" w:hAnsi="Times New Roman"/>
           <w:b/>
         </w:rPr>
         <w:t>Alex:</w:t>
       </w:r>
       <w:r>
+        <w:rPr>
+          <w:rFonts w:ascii="Times New Roman" w:hAnsi="Times New Roman"/>
+        </w:rPr>
         <w:t xml:space="preserve"> </w:t>
       </w:r>
       <w:r>
         <w:rPr>
+          <w:rFonts w:ascii="Times New Roman" w:hAnsi="Times New Roman"/>
           <w:i/>
         </w:rPr>
         <w:t>(Dials to 23)</w:t>
       </w:r>
       <w:r>
+        <w:rPr>
+          <w:rFonts w:ascii="Times New Roman" w:hAnsi="Times New Roman"/>
+        </w:rPr>
         <w:t xml:space="preserve">  </w:t>
       </w:r>
     </w:p>
@@ -882,10 +1121,14 @@
         <w:spacing w:after="80" w:line="276" w:lineRule="auto"/>
       </w:pPr>
       <w:r>
+        <w:rPr>
+          <w:rFonts w:ascii="Times New Roman" w:hAnsi="Times New Roman"/>
+        </w:rPr>
         <w:t xml:space="preserve">&gt; </w:t>
       </w:r>
       <w:r>
         <w:rPr>
+          <w:rFonts w:ascii="Times New Roman" w:hAnsi="Times New Roman"/>
           <w:i/>
         </w:rPr>
         <w:t>"Look! All three signal lights on the dashboard turned GREEN!"</w:t>
@@ -897,11 +1140,15 @@
       </w:pPr>
       <w:r>
         <w:rPr>
+          <w:rFonts w:ascii="Times New Roman" w:hAnsi="Times New Roman"/>
           <w:b/>
         </w:rPr>
         <w:t>Sam:</w:t>
       </w:r>
       <w:r>
+        <w:rPr>
+          <w:rFonts w:ascii="Times New Roman" w:hAnsi="Times New Roman"/>
+        </w:rPr>
         <w:t xml:space="preserve">  </w:t>
       </w:r>
     </w:p>
@@ -910,15 +1157,22 @@
         <w:spacing w:after="80" w:line="276" w:lineRule="auto"/>
       </w:pPr>
       <w:r>
+        <w:rPr>
+          <w:rFonts w:ascii="Times New Roman" w:hAnsi="Times New Roman"/>
+        </w:rPr>
         <w:t xml:space="preserve">&gt; </w:t>
       </w:r>
       <w:r>
         <w:rPr>
+          <w:rFonts w:ascii="Times New Roman" w:hAnsi="Times New Roman"/>
           <w:i/>
         </w:rPr>
         <w:t>"Now let's drive through..."</w:t>
       </w:r>
       <w:r>
+        <w:rPr>
+          <w:rFonts w:ascii="Times New Roman" w:hAnsi="Times New Roman"/>
+        </w:rPr>
         <w:t xml:space="preserve">  </w:t>
       </w:r>
     </w:p>
@@ -927,15 +1181,22 @@
         <w:spacing w:after="80" w:line="276" w:lineRule="auto"/>
       </w:pPr>
       <w:r>
+        <w:rPr>
+          <w:rFonts w:ascii="Times New Roman" w:hAnsi="Times New Roman"/>
+        </w:rPr>
         <w:t xml:space="preserve">&gt; </w:t>
       </w:r>
       <w:r>
         <w:rPr>
+          <w:rFonts w:ascii="Times New Roman" w:hAnsi="Times New Roman"/>
           <w:i/>
         </w:rPr>
         <w:t>(Clicks 'Check Lock' — Smooth sliding sound, spring latch pops open!)</w:t>
       </w:r>
       <w:r>
+        <w:rPr>
+          <w:rFonts w:ascii="Times New Roman" w:hAnsi="Times New Roman"/>
+        </w:rPr>
         <w:t xml:space="preserve">  </w:t>
       </w:r>
     </w:p>
@@ -944,6 +1205,9 @@
         <w:spacing w:after="80" w:line="276" w:lineRule="auto"/>
       </w:pPr>
       <w:r>
+        <w:rPr>
+          <w:rFonts w:ascii="Times New Roman" w:hAnsi="Times New Roman"/>
+        </w:rPr>
         <w:t xml:space="preserve">&gt; </w:t>
       </w:r>
     </w:p>
@@ -952,27 +1216,36 @@
         <w:spacing w:after="80" w:line="276" w:lineRule="auto"/>
       </w:pPr>
       <w:r>
+        <w:rPr>
+          <w:rFonts w:ascii="Times New Roman" w:hAnsi="Times New Roman"/>
+        </w:rPr>
         <w:t xml:space="preserve">&gt; </w:t>
       </w:r>
       <w:r>
         <w:rPr>
+          <w:rFonts w:ascii="Times New Roman" w:hAnsi="Times New Roman"/>
           <w:i/>
         </w:rPr>
         <w:t xml:space="preserve">"The rod glides straight through all three gears! Click </w:t>
       </w:r>
       <w:r>
         <w:rPr>
+          <w:rFonts w:ascii="Times New Roman" w:hAnsi="Times New Roman"/>
           <w:i/>
         </w:rPr>
         <w:t>Open</w:t>
       </w:r>
       <w:r>
         <w:rPr>
+          <w:rFonts w:ascii="Times New Roman" w:hAnsi="Times New Roman"/>
           <w:i/>
         </w:rPr>
         <w:t>..."</w:t>
       </w:r>
       <w:r>
+        <w:rPr>
+          <w:rFonts w:ascii="Times New Roman" w:hAnsi="Times New Roman"/>
+        </w:rPr>
         <w:t xml:space="preserve">  </w:t>
       </w:r>
     </w:p>
@@ -981,15 +1254,22 @@
         <w:spacing w:after="80" w:line="276" w:lineRule="auto"/>
       </w:pPr>
       <w:r>
+        <w:rPr>
+          <w:rFonts w:ascii="Times New Roman" w:hAnsi="Times New Roman"/>
+        </w:rPr>
         <w:t xml:space="preserve">&gt; </w:t>
       </w:r>
       <w:r>
         <w:rPr>
+          <w:rFonts w:ascii="Times New Roman" w:hAnsi="Times New Roman"/>
           <w:i/>
         </w:rPr>
         <w:t>(Clicks 'Open' — Door swings open with victory chime)</w:t>
       </w:r>
       <w:r>
+        <w:rPr>
+          <w:rFonts w:ascii="Times New Roman" w:hAnsi="Times New Roman"/>
+        </w:rPr>
         <w:t xml:space="preserve">  </w:t>
       </w:r>
     </w:p>
@@ -998,6 +1278,9 @@
         <w:spacing w:after="80" w:line="276" w:lineRule="auto"/>
       </w:pPr>
       <w:r>
+        <w:rPr>
+          <w:rFonts w:ascii="Times New Roman" w:hAnsi="Times New Roman"/>
+        </w:rPr>
         <w:t xml:space="preserve">&gt; </w:t>
       </w:r>
     </w:p>
@@ -1006,22 +1289,28 @@
         <w:spacing w:after="80" w:line="276" w:lineRule="auto"/>
       </w:pPr>
       <w:r>
+        <w:rPr>
+          <w:rFonts w:ascii="Times New Roman" w:hAnsi="Times New Roman"/>
+        </w:rPr>
         <w:t xml:space="preserve">&gt; </w:t>
       </w:r>
       <w:r>
         <w:rPr>
+          <w:rFonts w:ascii="Times New Roman" w:hAnsi="Times New Roman"/>
           <w:i/>
         </w:rPr>
         <w:t xml:space="preserve">"The door opens revealing </w:t>
       </w:r>
       <w:r>
         <w:rPr>
+          <w:rFonts w:ascii="Times New Roman" w:hAnsi="Times New Roman"/>
           <w:i/>
         </w:rPr>
         <w:t>23</w:t>
       </w:r>
       <w:r>
         <w:rPr>
+          <w:rFonts w:ascii="Times New Roman" w:hAnsi="Times New Roman"/>
           <w:i/>
         </w:rPr>
         <w:t xml:space="preserve"> — the exact green wave minute!"</w:t>
@@ -1031,20 +1320,20 @@
       <w:pPr>
         <w:spacing w:after="120"/>
         <w:pBdr>
-          <w:bottom w:val="single" w:sz="6" w:space="1" w:color="CCCCCC"/>
+          <w:bottom w:val="single" w:sz="6" w:space="1" w:color="CBD5E1"/>
         </w:pBdr>
       </w:pPr>
     </w:p>
     <w:p>
       <w:pPr>
         <w:pStyle w:val="Heading2"/>
-        <w:spacing w:before="200" w:after="80"/>
+        <w:spacing w:before="240" w:after="80"/>
       </w:pPr>
       <w:r>
         <w:rPr>
-          <w:rFonts w:ascii="Arial" w:hAnsi="Arial"/>
+          <w:rFonts w:ascii="Times New Roman" w:hAnsi="Times New Roman"/>
           <w:b/>
-          <w:color w:val="2B6CB0"/>
+          <w:color w:val="1E3A8A"/>
           <w:sz w:val="28"/>
         </w:rPr>
         <w:t>🎉 Scene 4: Wrap-Up &amp; Everyday Impact</w:t>
@@ -1056,11 +1345,15 @@
       </w:pPr>
       <w:r>
         <w:rPr>
+          <w:rFonts w:ascii="Times New Roman" w:hAnsi="Times New Roman"/>
           <w:b/>
         </w:rPr>
         <w:t>Alex:</w:t>
       </w:r>
       <w:r>
+        <w:rPr>
+          <w:rFonts w:ascii="Times New Roman" w:hAnsi="Times New Roman"/>
+        </w:rPr>
         <w:t xml:space="preserve">  </w:t>
       </w:r>
     </w:p>
@@ -1069,10 +1362,14 @@
         <w:spacing w:after="80" w:line="276" w:lineRule="auto"/>
       </w:pPr>
       <w:r>
+        <w:rPr>
+          <w:rFonts w:ascii="Times New Roman" w:hAnsi="Times New Roman"/>
+        </w:rPr>
         <w:t xml:space="preserve">&gt; </w:t>
       </w:r>
       <w:r>
         <w:rPr>
+          <w:rFonts w:ascii="Times New Roman" w:hAnsi="Times New Roman"/>
           <w:i/>
         </w:rPr>
         <w:t>"That’s awesome! So the Chinese Remainder Theorem basically finds the one secret timing where different repeating cycles align?"</w:t>
@@ -1084,11 +1381,15 @@
       </w:pPr>
       <w:r>
         <w:rPr>
+          <w:rFonts w:ascii="Times New Roman" w:hAnsi="Times New Roman"/>
           <w:b/>
         </w:rPr>
         <w:t>Sam:</w:t>
       </w:r>
       <w:r>
+        <w:rPr>
+          <w:rFonts w:ascii="Times New Roman" w:hAnsi="Times New Roman"/>
+        </w:rPr>
         <w:t xml:space="preserve">  </w:t>
       </w:r>
     </w:p>
@@ -1097,10 +1398,14 @@
         <w:spacing w:after="80" w:line="276" w:lineRule="auto"/>
       </w:pPr>
       <w:r>
+        <w:rPr>
+          <w:rFonts w:ascii="Times New Roman" w:hAnsi="Times New Roman"/>
+        </w:rPr>
         <w:t xml:space="preserve">&gt; </w:t>
       </w:r>
       <w:r>
         <w:rPr>
+          <w:rFonts w:ascii="Times New Roman" w:hAnsi="Times New Roman"/>
           <w:i/>
         </w:rPr>
         <w:t>"Exactly. And beyond traffic lights, engineers use this exact same math for fiber-optic internet cables, computer chip processing, and cybersecurity encryption."</w:t>
@@ -1112,11 +1417,15 @@
       </w:pPr>
       <w:r>
         <w:rPr>
+          <w:rFonts w:ascii="Times New Roman" w:hAnsi="Times New Roman"/>
           <w:b/>
         </w:rPr>
         <w:t>Alex:</w:t>
       </w:r>
       <w:r>
+        <w:rPr>
+          <w:rFonts w:ascii="Times New Roman" w:hAnsi="Times New Roman"/>
+        </w:rPr>
         <w:t xml:space="preserve">  </w:t>
       </w:r>
     </w:p>
@@ -1125,10 +1434,14 @@
         <w:spacing w:after="80" w:line="276" w:lineRule="auto"/>
       </w:pPr>
       <w:r>
+        <w:rPr>
+          <w:rFonts w:ascii="Times New Roman" w:hAnsi="Times New Roman"/>
+        </w:rPr>
         <w:t xml:space="preserve">&gt; </w:t>
       </w:r>
       <w:r>
         <w:rPr>
+          <w:rFonts w:ascii="Times New Roman" w:hAnsi="Times New Roman"/>
           <w:i/>
         </w:rPr>
         <w:t>"It turns heavy textbook math into a visual puzzle you can actually see and hear. Thanks everyone!"</w:t>
@@ -1138,20 +1451,20 @@
       <w:pPr>
         <w:spacing w:after="120"/>
         <w:pBdr>
-          <w:bottom w:val="single" w:sz="6" w:space="1" w:color="CCCCCC"/>
+          <w:bottom w:val="single" w:sz="6" w:space="1" w:color="CBD5E1"/>
         </w:pBdr>
       </w:pPr>
     </w:p>
     <w:p>
       <w:pPr>
         <w:pStyle w:val="Heading2"/>
-        <w:spacing w:before="200" w:after="80"/>
+        <w:spacing w:before="240" w:after="80"/>
       </w:pPr>
       <w:r>
         <w:rPr>
-          <w:rFonts w:ascii="Arial" w:hAnsi="Arial"/>
+          <w:rFonts w:ascii="Times New Roman" w:hAnsi="Times New Roman"/>
           <w:b/>
-          <w:color w:val="2B6CB0"/>
+          <w:color w:val="1E3A8A"/>
           <w:sz w:val="28"/>
         </w:rPr>
         <w:t>👥 Speaker Role Assignments Summary</w:t>
@@ -1162,6 +1475,9 @@
         <w:spacing w:after="80" w:line="276" w:lineRule="auto"/>
       </w:pPr>
       <w:r>
+        <w:rPr>
+          <w:rFonts w:ascii="Times New Roman" w:hAnsi="Times New Roman"/>
+        </w:rPr>
         <w:t>| Role | Speaker Name | Focus |</w:t>
       </w:r>
     </w:p>
@@ -1170,6 +1486,9 @@
         <w:spacing w:after="80" w:line="276" w:lineRule="auto"/>
       </w:pPr>
       <w:r>
+        <w:rPr>
+          <w:rFonts w:ascii="Times New Roman" w:hAnsi="Times New Roman"/>
+        </w:rPr>
         <w:t>| :--- | :--- | :--- |</w:t>
       </w:r>
     </w:p>
@@ -1178,24 +1497,35 @@
         <w:spacing w:after="80" w:line="276" w:lineRule="auto"/>
       </w:pPr>
       <w:r>
+        <w:rPr>
+          <w:rFonts w:ascii="Times New Roman" w:hAnsi="Times New Roman"/>
+        </w:rPr>
         <w:t xml:space="preserve">| </w:t>
       </w:r>
       <w:r>
         <w:rPr>
+          <w:rFonts w:ascii="Times New Roman" w:hAnsi="Times New Roman"/>
           <w:b/>
         </w:rPr>
         <w:t>Speaker 1</w:t>
       </w:r>
       <w:r>
+        <w:rPr>
+          <w:rFonts w:ascii="Times New Roman" w:hAnsi="Times New Roman"/>
+        </w:rPr>
         <w:t xml:space="preserve"> | </w:t>
       </w:r>
       <w:r>
         <w:rPr>
+          <w:rFonts w:ascii="Times New Roman" w:hAnsi="Times New Roman"/>
           <w:b/>
         </w:rPr>
         <w:t>Alex</w:t>
       </w:r>
       <w:r>
+        <w:rPr>
+          <w:rFonts w:ascii="Times New Roman" w:hAnsi="Times New Roman"/>
+        </w:rPr>
         <w:t xml:space="preserve"> | Asks everyday questions, reacts to the demo, plays the relatable driver. |</w:t>
       </w:r>
     </w:p>
@@ -1204,30 +1534,41 @@
         <w:spacing w:after="80" w:line="276" w:lineRule="auto"/>
       </w:pPr>
       <w:r>
+        <w:rPr>
+          <w:rFonts w:ascii="Times New Roman" w:hAnsi="Times New Roman"/>
+        </w:rPr>
         <w:t xml:space="preserve">| </w:t>
       </w:r>
       <w:r>
         <w:rPr>
+          <w:rFonts w:ascii="Times New Roman" w:hAnsi="Times New Roman"/>
           <w:b/>
         </w:rPr>
         <w:t>Speaker 2</w:t>
       </w:r>
       <w:r>
+        <w:rPr>
+          <w:rFonts w:ascii="Times New Roman" w:hAnsi="Times New Roman"/>
+        </w:rPr>
         <w:t xml:space="preserve"> | </w:t>
       </w:r>
       <w:r>
         <w:rPr>
+          <w:rFonts w:ascii="Times New Roman" w:hAnsi="Times New Roman"/>
           <w:b/>
         </w:rPr>
         <w:t>Sam</w:t>
       </w:r>
       <w:r>
+        <w:rPr>
+          <w:rFonts w:ascii="Times New Roman" w:hAnsi="Times New Roman"/>
+        </w:rPr>
         <w:t xml:space="preserve"> | Operates the CRT Lock app, explains the math/gears, drives the solution. |</w:t>
       </w:r>
     </w:p>
     <w:sectPr>
       <w:pgSz w:w="12240" w:h="15840"/>
-      <w:pgMar w:top="1152" w:right="1152" w:bottom="1152" w:left="1152" w:header="720" w:footer="720" w:gutter="0"/>
+      <w:pgMar w:top="1224" w:right="1224" w:bottom="1224" w:left="1224" w:header="720" w:footer="720" w:gutter="0"/>
       <w:cols w:space="720"/>
       <w:docGrid w:linePitch="360"/>
     </w:sectPr>

--- a/docs/presentation_script.docx
+++ b/docs/presentation_script.docx
@@ -5,14 +5,15 @@
     <w:p>
       <w:pPr>
         <w:pStyle w:val="Heading1"/>
-        <w:spacing w:before="280" w:after="120"/>
+        <w:keepNext/>
+        <w:spacing w:before="240" w:after="120"/>
       </w:pPr>
       <w:r>
         <w:rPr>
           <w:rFonts w:ascii="Times New Roman" w:hAnsi="Times New Roman"/>
           <w:b/>
           <w:color w:val="0F172A"/>
-          <w:sz w:val="40"/>
+          <w:sz w:val="38"/>
         </w:rPr>
         <w:t>🎭 CRT LOCK — 2-Speaker Traffic Signal Presentation Script</w:t>
       </w:r>
@@ -120,14 +121,15 @@
     <w:p>
       <w:pPr>
         <w:pStyle w:val="Heading2"/>
-        <w:spacing w:before="240" w:after="80"/>
+        <w:keepNext/>
+        <w:spacing w:before="200" w:after="80"/>
       </w:pPr>
       <w:r>
         <w:rPr>
           <w:rFonts w:ascii="Times New Roman" w:hAnsi="Times New Roman"/>
           <w:b/>
           <w:color w:val="1E3A8A"/>
-          <w:sz w:val="28"/>
+          <w:sz w:val="27"/>
         </w:rPr>
         <w:t>🚦 Scene 1: The Problem (Stuck in Traffic)</w:t>
       </w:r>
@@ -315,14 +317,15 @@
     <w:p>
       <w:pPr>
         <w:pStyle w:val="Heading2"/>
-        <w:spacing w:before="240" w:after="80"/>
+        <w:keepNext/>
+        <w:spacing w:before="200" w:after="80"/>
       </w:pPr>
       <w:r>
         <w:rPr>
           <w:rFonts w:ascii="Times New Roman" w:hAnsi="Times New Roman"/>
           <w:b/>
           <w:color w:val="1E3A8A"/>
-          <w:sz w:val="28"/>
+          <w:sz w:val="27"/>
         </w:rPr>
         <w:t>⚙️ Scene 2: The Traffic Signal Analogy</w:t>
       </w:r>
@@ -636,14 +639,15 @@
     <w:p>
       <w:pPr>
         <w:pStyle w:val="Heading2"/>
-        <w:spacing w:before="240" w:after="80"/>
+        <w:keepNext/>
+        <w:spacing w:before="200" w:after="80"/>
       </w:pPr>
       <w:r>
         <w:rPr>
           <w:rFonts w:ascii="Times New Roman" w:hAnsi="Times New Roman"/>
           <w:b/>
           <w:color w:val="1E3A8A"/>
-          <w:sz w:val="28"/>
+          <w:sz w:val="27"/>
         </w:rPr>
         <w:t>🎬 Scene 3: Live Interactive Demo</w:t>
       </w:r>
@@ -1327,14 +1331,15 @@
     <w:p>
       <w:pPr>
         <w:pStyle w:val="Heading2"/>
-        <w:spacing w:before="240" w:after="80"/>
+        <w:keepNext/>
+        <w:spacing w:before="200" w:after="80"/>
       </w:pPr>
       <w:r>
         <w:rPr>
           <w:rFonts w:ascii="Times New Roman" w:hAnsi="Times New Roman"/>
           <w:b/>
           <w:color w:val="1E3A8A"/>
-          <w:sz w:val="28"/>
+          <w:sz w:val="27"/>
         </w:rPr>
         <w:t>🎉 Scene 4: Wrap-Up &amp; Everyday Impact</w:t>
       </w:r>
@@ -1458,14 +1463,15 @@
     <w:p>
       <w:pPr>
         <w:pStyle w:val="Heading2"/>
-        <w:spacing w:before="240" w:after="80"/>
+        <w:keepNext/>
+        <w:spacing w:before="200" w:after="80"/>
       </w:pPr>
       <w:r>
         <w:rPr>
           <w:rFonts w:ascii="Times New Roman" w:hAnsi="Times New Roman"/>
           <w:b/>
           <w:color w:val="1E3A8A"/>
-          <w:sz w:val="28"/>
+          <w:sz w:val="27"/>
         </w:rPr>
         <w:t>👥 Speaker Role Assignments Summary</w:t>
       </w:r>
@@ -1568,7 +1574,7 @@
     </w:p>
     <w:sectPr>
       <w:pgSz w:w="12240" w:h="15840"/>
-      <w:pgMar w:top="1224" w:right="1224" w:bottom="1224" w:left="1224" w:header="720" w:footer="720" w:gutter="0"/>
+      <w:pgMar w:top="1152" w:right="1152" w:bottom="1152" w:left="1152" w:header="720" w:footer="720" w:gutter="0"/>
       <w:cols w:space="720"/>
       <w:docGrid w:linePitch="360"/>
     </w:sectPr>

--- a/docs/presentation_script.docx
+++ b/docs/presentation_script.docx
@@ -1476,102 +1476,6 @@
         <w:t>👥 Speaker Role Assignments Summary</w:t>
       </w:r>
     </w:p>
-    <w:p>
-      <w:pPr>
-        <w:spacing w:after="80" w:line="276" w:lineRule="auto"/>
-      </w:pPr>
-      <w:r>
-        <w:rPr>
-          <w:rFonts w:ascii="Times New Roman" w:hAnsi="Times New Roman"/>
-        </w:rPr>
-        <w:t>| Role | Speaker Name | Focus |</w:t>
-      </w:r>
-    </w:p>
-    <w:p>
-      <w:pPr>
-        <w:spacing w:after="80" w:line="276" w:lineRule="auto"/>
-      </w:pPr>
-      <w:r>
-        <w:rPr>
-          <w:rFonts w:ascii="Times New Roman" w:hAnsi="Times New Roman"/>
-        </w:rPr>
-        <w:t>| :--- | :--- | :--- |</w:t>
-      </w:r>
-    </w:p>
-    <w:p>
-      <w:pPr>
-        <w:spacing w:after="80" w:line="276" w:lineRule="auto"/>
-      </w:pPr>
-      <w:r>
-        <w:rPr>
-          <w:rFonts w:ascii="Times New Roman" w:hAnsi="Times New Roman"/>
-        </w:rPr>
-        <w:t xml:space="preserve">| </w:t>
-      </w:r>
-      <w:r>
-        <w:rPr>
-          <w:rFonts w:ascii="Times New Roman" w:hAnsi="Times New Roman"/>
-          <w:b/>
-        </w:rPr>
-        <w:t>Speaker 1</w:t>
-      </w:r>
-      <w:r>
-        <w:rPr>
-          <w:rFonts w:ascii="Times New Roman" w:hAnsi="Times New Roman"/>
-        </w:rPr>
-        <w:t xml:space="preserve"> | </w:t>
-      </w:r>
-      <w:r>
-        <w:rPr>
-          <w:rFonts w:ascii="Times New Roman" w:hAnsi="Times New Roman"/>
-          <w:b/>
-        </w:rPr>
-        <w:t>Alex</w:t>
-      </w:r>
-      <w:r>
-        <w:rPr>
-          <w:rFonts w:ascii="Times New Roman" w:hAnsi="Times New Roman"/>
-        </w:rPr>
-        <w:t xml:space="preserve"> | Asks everyday questions, reacts to the demo, plays the relatable driver. |</w:t>
-      </w:r>
-    </w:p>
-    <w:p>
-      <w:pPr>
-        <w:spacing w:after="80" w:line="276" w:lineRule="auto"/>
-      </w:pPr>
-      <w:r>
-        <w:rPr>
-          <w:rFonts w:ascii="Times New Roman" w:hAnsi="Times New Roman"/>
-        </w:rPr>
-        <w:t xml:space="preserve">| </w:t>
-      </w:r>
-      <w:r>
-        <w:rPr>
-          <w:rFonts w:ascii="Times New Roman" w:hAnsi="Times New Roman"/>
-          <w:b/>
-        </w:rPr>
-        <w:t>Speaker 2</w:t>
-      </w:r>
-      <w:r>
-        <w:rPr>
-          <w:rFonts w:ascii="Times New Roman" w:hAnsi="Times New Roman"/>
-        </w:rPr>
-        <w:t xml:space="preserve"> | </w:t>
-      </w:r>
-      <w:r>
-        <w:rPr>
-          <w:rFonts w:ascii="Times New Roman" w:hAnsi="Times New Roman"/>
-          <w:b/>
-        </w:rPr>
-        <w:t>Sam</w:t>
-      </w:r>
-      <w:r>
-        <w:rPr>
-          <w:rFonts w:ascii="Times New Roman" w:hAnsi="Times New Roman"/>
-        </w:rPr>
-        <w:t xml:space="preserve"> | Operates the CRT Lock app, explains the math/gears, drives the solution. |</w:t>
-      </w:r>
-    </w:p>
     <w:sectPr>
       <w:pgSz w:w="12240" w:h="15840"/>
       <w:pgMar w:top="1152" w:right="1152" w:bottom="1152" w:left="1152" w:header="720" w:footer="720" w:gutter="0"/>

--- a/docs/presentation_script.docx
+++ b/docs/presentation_script.docx
@@ -352,7 +352,7 @@
           <w:rFonts w:ascii="Times New Roman" w:hAnsi="Times New Roman"/>
           <w:i/>
         </w:rPr>
-        <w:t>(Pointing to the app screen at `http://localhost:5173/`)</w:t>
+        <w:t>(Pointing to the interactive web app screen)</w:t>
       </w:r>
       <w:r>
         <w:rPr>

--- a/docs/presentation_script.docx
+++ b/docs/presentation_script.docx
@@ -15,7 +15,7 @@
           <w:color w:val="0F172A"/>
           <w:sz w:val="38"/>
         </w:rPr>
-        <w:t>🎭 CRT LOCK — 2-Speaker Traffic Signal Presentation Script</w:t>
+        <w:t xml:space="preserve"> CRT LOCK — 2-Speaker Traffic Signal Presentation Script</w:t>
       </w:r>
     </w:p>
     <w:p>
@@ -131,7 +131,7 @@
           <w:color w:val="1E3A8A"/>
           <w:sz w:val="27"/>
         </w:rPr>
-        <w:t>🚦 Scene 1: The Problem (Stuck in Traffic)</w:t>
+        <w:t xml:space="preserve"> Scene 1: The Problem (Stuck in Traffic)</w:t>
       </w:r>
     </w:p>
     <w:p>
@@ -327,7 +327,7 @@
           <w:color w:val="1E3A8A"/>
           <w:sz w:val="27"/>
         </w:rPr>
-        <w:t>⚙️ Scene 2: The Traffic Signal Analogy</w:t>
+        <w:t xml:space="preserve"> Scene 2: The Traffic Signal Analogy</w:t>
       </w:r>
     </w:p>
     <w:p>
@@ -649,7 +649,7 @@
           <w:color w:val="1E3A8A"/>
           <w:sz w:val="27"/>
         </w:rPr>
-        <w:t>🎬 Scene 3: Live Interactive Demo</w:t>
+        <w:t xml:space="preserve"> Scene 3: Live Interactive Demo</w:t>
       </w:r>
     </w:p>
     <w:p>
@@ -1341,7 +1341,7 @@
           <w:color w:val="1E3A8A"/>
           <w:sz w:val="27"/>
         </w:rPr>
-        <w:t>🎉 Scene 4: Wrap-Up &amp; Everyday Impact</w:t>
+        <w:t xml:space="preserve"> Scene 4: Wrap-Up &amp; Everyday Impact</w:t>
       </w:r>
     </w:p>
     <w:p>
@@ -1473,7 +1473,7 @@
           <w:color w:val="1E3A8A"/>
           <w:sz w:val="27"/>
         </w:rPr>
-        <w:t>👥 Speaker Role Assignments Summary</w:t>
+        <w:t xml:space="preserve"> Speaker Role Assignments Summary</w:t>
       </w:r>
     </w:p>
     <w:sectPr>
